--- a/testing/samples/04_한글테스트_DOCX에서HWP로.docx
+++ b/testing/samples/04_한글테스트_DOCX에서HWP로.docx
@@ -69,6 +69,9 @@
             <w:tcW w:type="dxa" w:w="2880"/>
           </w:tcPr>
           <w:p>
+            <w:pPr>
+              <w:jc w:val="center"/>
+            </w:pPr>
             <w:r>
               <w:t>이름</w:t>
             </w:r>
@@ -79,6 +82,9 @@
             <w:tcW w:type="dxa" w:w="2880"/>
           </w:tcPr>
           <w:p>
+            <w:pPr>
+              <w:jc w:val="center"/>
+            </w:pPr>
             <w:r>
               <w:t>부서</w:t>
             </w:r>
@@ -89,6 +95,9 @@
             <w:tcW w:type="dxa" w:w="2880"/>
           </w:tcPr>
           <w:p>
+            <w:pPr>
+              <w:jc w:val="right"/>
+            </w:pPr>
             <w:r>
               <w:t>비고</w:t>
             </w:r>
@@ -153,7 +162,14 @@
             <w:tcW w:type="dxa" w:w="2880"/>
           </w:tcPr>
           <w:p>
+            <w:pPr>
+              <w:jc w:val="right"/>
+            </w:pPr>
             <w:r>
+              <w:rPr>
+                <w:b/>
+                <w:color w:val="FF0000"/>
+              </w:rPr>
               <w:t>확인 필요</w:t>
             </w:r>
           </w:p>
